--- a/datasets/pco/demo 01 Compendio de políticas 2022-2026 (largo).docx
+++ b/datasets/pco/demo 01 Compendio de políticas 2022-2026 (largo).docx
@@ -12,7 +12,7 @@
     </w:p>
     <w:p>
       <w:r>
-        <w:t>DOCUMENTO 100 % FICTICIO para el programa IA-abilities (Coknow). Empresa, cargos, cifras y fechas son inventados. No corresponde a ninguna empresa real.</w:t>
+        <w:t>DOCUMENTO 100 % FICTICIO para el programa IA-abilities. Empresa, cargos, cifras y fechas son inventados. No corresponde a ninguna empresa real.</w:t>
       </w:r>
     </w:p>
     <w:p>
